--- a/8 семестр/Кросс-платформенные программные системы/Лабораторная работа №4-5/Лаба 2, 4-6 Отчёт.docx
+++ b/8 семестр/Кросс-платформенные программные системы/Лабораторная работа №4-5/Лаба 2, 4-6 Отчёт.docx
@@ -933,6 +933,7 @@
       <w:r>
         <w:rPr>
           <w:rFonts w:ascii="Times New Roman" w:hAnsi="Times New Roman" w:cs="Times New Roman"/>
+          <w:noProof/>
           <w:sz w:val="28"/>
           <w:szCs w:val="28"/>
         </w:rPr>
@@ -1003,6 +1004,7 @@
       <w:r>
         <w:rPr>
           <w:rFonts w:ascii="Times New Roman" w:hAnsi="Times New Roman" w:cs="Times New Roman"/>
+          <w:noProof/>
           <w:sz w:val="28"/>
           <w:szCs w:val="28"/>
         </w:rPr>
@@ -1050,16 +1052,32 @@
           <w:rFonts w:ascii="Times New Roman" w:hAnsi="Times New Roman" w:cs="Times New Roman"/>
           <w:sz w:val="28"/>
           <w:szCs w:val="28"/>
+        </w:rPr>
+      </w:pPr>
+      <w:r>
+        <w:rPr>
+          <w:rFonts w:ascii="Times New Roman" w:hAnsi="Times New Roman" w:cs="Times New Roman"/>
+          <w:sz w:val="28"/>
+          <w:szCs w:val="28"/>
+        </w:rPr>
+        <w:t xml:space="preserve">Рисунок 2 – Файл </w:t>
+      </w:r>
+      <w:r>
+        <w:rPr>
+          <w:rFonts w:ascii="Times New Roman" w:hAnsi="Times New Roman" w:cs="Times New Roman"/>
+          <w:sz w:val="28"/>
+          <w:szCs w:val="28"/>
           <w:lang w:val="en-US"/>
         </w:rPr>
-      </w:pPr>
-      <w:r>
-        <w:rPr>
-          <w:rFonts w:ascii="Times New Roman" w:hAnsi="Times New Roman" w:cs="Times New Roman"/>
-          <w:sz w:val="28"/>
-          <w:szCs w:val="28"/>
-        </w:rPr>
-        <w:t xml:space="preserve">Рисунок 2 – Файл </w:t>
+        <w:t>index</w:t>
+      </w:r>
+      <w:r>
+        <w:rPr>
+          <w:rFonts w:ascii="Times New Roman" w:hAnsi="Times New Roman" w:cs="Times New Roman"/>
+          <w:sz w:val="28"/>
+          <w:szCs w:val="28"/>
+        </w:rPr>
+        <w:t>.</w:t>
       </w:r>
       <w:r>
         <w:rPr>
@@ -1068,7 +1086,7 @@
           <w:szCs w:val="28"/>
           <w:lang w:val="en-US"/>
         </w:rPr>
-        <w:t>index.html</w:t>
+        <w:t>html</w:t>
       </w:r>
     </w:p>
     <w:p>
@@ -1108,6 +1126,7 @@
       <w:r>
         <w:rPr>
           <w:rFonts w:ascii="Times New Roman" w:hAnsi="Times New Roman" w:cs="Times New Roman"/>
+          <w:noProof/>
           <w:sz w:val="28"/>
           <w:szCs w:val="28"/>
         </w:rPr>
@@ -1177,6 +1196,7 @@
       <w:r>
         <w:rPr>
           <w:rFonts w:ascii="Times New Roman" w:hAnsi="Times New Roman" w:cs="Times New Roman"/>
+          <w:noProof/>
           <w:sz w:val="28"/>
           <w:szCs w:val="28"/>
         </w:rPr>
@@ -1265,6 +1285,7 @@
       <w:r>
         <w:rPr>
           <w:rFonts w:ascii="Times New Roman" w:hAnsi="Times New Roman" w:cs="Times New Roman"/>
+          <w:noProof/>
           <w:sz w:val="28"/>
           <w:szCs w:val="28"/>
         </w:rPr>
@@ -1335,6 +1356,7 @@
       <w:r>
         <w:rPr>
           <w:rFonts w:ascii="Times New Roman" w:hAnsi="Times New Roman" w:cs="Times New Roman"/>
+          <w:noProof/>
           <w:sz w:val="28"/>
           <w:szCs w:val="28"/>
         </w:rPr>
@@ -1512,7 +1534,6 @@
           <w:rFonts w:ascii="Times New Roman" w:hAnsi="Times New Roman" w:cs="Times New Roman"/>
           <w:sz w:val="28"/>
           <w:szCs w:val="28"/>
-          <w:lang w:val="en-US"/>
         </w:rPr>
       </w:pPr>
       <w:r>
@@ -1554,6 +1575,7 @@
       <w:r>
         <w:rPr>
           <w:rFonts w:ascii="Times New Roman" w:hAnsi="Times New Roman" w:cs="Times New Roman"/>
+          <w:noProof/>
           <w:sz w:val="28"/>
           <w:szCs w:val="28"/>
         </w:rPr>
@@ -1628,7 +1650,6 @@
           <w:rFonts w:ascii="Times New Roman" w:hAnsi="Times New Roman" w:cs="Times New Roman"/>
           <w:sz w:val="28"/>
           <w:szCs w:val="28"/>
-          <w:lang w:val="en-US"/>
         </w:rPr>
       </w:pPr>
       <w:r>
@@ -1670,6 +1691,7 @@
       <w:r>
         <w:rPr>
           <w:rFonts w:ascii="Times New Roman" w:hAnsi="Times New Roman" w:cs="Times New Roman"/>
+          <w:noProof/>
           <w:sz w:val="28"/>
           <w:szCs w:val="28"/>
           <w:lang w:val="en-US"/>
@@ -1736,25 +1758,32 @@
           <w:rFonts w:ascii="Times New Roman" w:hAnsi="Times New Roman" w:cs="Times New Roman"/>
           <w:sz w:val="28"/>
           <w:szCs w:val="28"/>
+        </w:rPr>
+      </w:pPr>
+      <w:r>
+        <w:rPr>
+          <w:rFonts w:ascii="Times New Roman" w:hAnsi="Times New Roman" w:cs="Times New Roman"/>
+          <w:sz w:val="28"/>
+          <w:szCs w:val="28"/>
+        </w:rPr>
+        <w:t xml:space="preserve">Для функциональности используем </w:t>
+      </w:r>
+      <w:r>
+        <w:rPr>
+          <w:rFonts w:ascii="Times New Roman" w:hAnsi="Times New Roman" w:cs="Times New Roman"/>
+          <w:sz w:val="28"/>
+          <w:szCs w:val="28"/>
           <w:lang w:val="en-US"/>
         </w:rPr>
-      </w:pPr>
-      <w:r>
-        <w:rPr>
-          <w:rFonts w:ascii="Times New Roman" w:hAnsi="Times New Roman" w:cs="Times New Roman"/>
-          <w:sz w:val="28"/>
-          <w:szCs w:val="28"/>
-        </w:rPr>
-        <w:t xml:space="preserve">Для функциональности используем </w:t>
-      </w:r>
-      <w:r>
-        <w:rPr>
-          <w:rFonts w:ascii="Times New Roman" w:hAnsi="Times New Roman" w:cs="Times New Roman"/>
-          <w:sz w:val="28"/>
-          <w:szCs w:val="28"/>
-          <w:lang w:val="en-US"/>
-        </w:rPr>
-        <w:t>JavaScript:</w:t>
+        <w:t>JavaScript</w:t>
+      </w:r>
+      <w:r>
+        <w:rPr>
+          <w:rFonts w:ascii="Times New Roman" w:hAnsi="Times New Roman" w:cs="Times New Roman"/>
+          <w:sz w:val="28"/>
+          <w:szCs w:val="28"/>
+        </w:rPr>
+        <w:t>:</w:t>
       </w:r>
     </w:p>
     <w:p>
@@ -1770,6 +1799,7 @@
       <w:r>
         <w:rPr>
           <w:rFonts w:ascii="Times New Roman" w:hAnsi="Times New Roman" w:cs="Times New Roman"/>
+          <w:noProof/>
           <w:sz w:val="28"/>
           <w:szCs w:val="28"/>
           <w:lang w:val="en-US"/>
@@ -1859,6 +1889,7 @@
       <w:r>
         <w:rPr>
           <w:rFonts w:ascii="Times New Roman" w:hAnsi="Times New Roman" w:cs="Times New Roman"/>
+          <w:noProof/>
           <w:sz w:val="28"/>
           <w:szCs w:val="28"/>
         </w:rPr>
@@ -1923,15 +1954,13 @@
           <w:rFonts w:ascii="Times New Roman" w:hAnsi="Times New Roman" w:cs="Times New Roman"/>
           <w:sz w:val="28"/>
           <w:szCs w:val="28"/>
-          <w:lang w:val="en-US"/>
-        </w:rPr>
-      </w:pPr>
-      <w:r>
-        <w:rPr>
-          <w:rFonts w:ascii="Times New Roman" w:hAnsi="Times New Roman" w:cs="Times New Roman"/>
-          <w:sz w:val="28"/>
-          <w:szCs w:val="28"/>
-          <w:lang w:val="en-US"/>
+        </w:rPr>
+      </w:pPr>
+      <w:r>
+        <w:rPr>
+          <w:rFonts w:ascii="Times New Roman" w:hAnsi="Times New Roman" w:cs="Times New Roman"/>
+          <w:sz w:val="28"/>
+          <w:szCs w:val="28"/>
         </w:rPr>
         <w:br w:type="page"/>
       </w:r>
@@ -2034,15 +2063,7 @@
           <w:sz w:val="28"/>
           <w:szCs w:val="28"/>
         </w:rPr>
-        <w:t>С</w:t>
-      </w:r>
-      <w:r>
-        <w:rPr>
-          <w:rFonts w:ascii="Times New Roman" w:hAnsi="Times New Roman" w:cs="Times New Roman"/>
-          <w:sz w:val="28"/>
-          <w:szCs w:val="28"/>
-        </w:rPr>
-        <w:t>оздаю функции предобработки загружаемых фотографий и предсказаний:</w:t>
+        <w:t>Создаю функции предобработки загружаемых фотографий и предсказаний:</w:t>
       </w:r>
     </w:p>
     <w:p>
@@ -2057,6 +2078,7 @@
       <w:r>
         <w:rPr>
           <w:rFonts w:ascii="Times New Roman" w:hAnsi="Times New Roman" w:cs="Times New Roman"/>
+          <w:noProof/>
           <w:sz w:val="28"/>
           <w:szCs w:val="28"/>
         </w:rPr>
@@ -2196,6 +2218,7 @@
       <w:r>
         <w:rPr>
           <w:rFonts w:ascii="Times New Roman" w:hAnsi="Times New Roman" w:cs="Times New Roman"/>
+          <w:noProof/>
           <w:sz w:val="28"/>
           <w:szCs w:val="28"/>
         </w:rPr>
@@ -2498,6 +2521,7 @@
       <w:r>
         <w:rPr>
           <w:rFonts w:ascii="Times New Roman" w:hAnsi="Times New Roman" w:cs="Times New Roman"/>
+          <w:noProof/>
           <w:sz w:val="28"/>
           <w:szCs w:val="28"/>
         </w:rPr>
@@ -2638,6 +2662,7 @@
       <w:r>
         <w:rPr>
           <w:rFonts w:ascii="Times New Roman" w:hAnsi="Times New Roman" w:cs="Times New Roman"/>
+          <w:noProof/>
           <w:sz w:val="28"/>
           <w:szCs w:val="28"/>
         </w:rPr>
@@ -2708,6 +2733,7 @@
       <w:r>
         <w:rPr>
           <w:rFonts w:ascii="Times New Roman" w:hAnsi="Times New Roman" w:cs="Times New Roman"/>
+          <w:noProof/>
           <w:sz w:val="28"/>
           <w:szCs w:val="28"/>
         </w:rPr>
@@ -2798,6 +2824,7 @@
           <w:rFonts w:ascii="Times New Roman" w:hAnsi="Times New Roman" w:cs="Times New Roman"/>
           <w:b/>
           <w:bCs/>
+          <w:noProof/>
           <w:sz w:val="28"/>
           <w:szCs w:val="28"/>
         </w:rPr>
@@ -2886,6 +2913,7 @@
       <w:r>
         <w:rPr>
           <w:rFonts w:ascii="Times New Roman" w:hAnsi="Times New Roman" w:cs="Times New Roman"/>
+          <w:noProof/>
           <w:sz w:val="28"/>
           <w:szCs w:val="28"/>
         </w:rPr>
@@ -2974,6 +3002,7 @@
       <w:r>
         <w:rPr>
           <w:rFonts w:ascii="Times New Roman" w:hAnsi="Times New Roman" w:cs="Times New Roman"/>
+          <w:noProof/>
           <w:sz w:val="28"/>
           <w:szCs w:val="28"/>
         </w:rPr>
@@ -3044,6 +3073,7 @@
       <w:r>
         <w:rPr>
           <w:rFonts w:ascii="Times New Roman" w:hAnsi="Times New Roman" w:cs="Times New Roman"/>
+          <w:noProof/>
           <w:sz w:val="28"/>
           <w:szCs w:val="28"/>
         </w:rPr>
@@ -3100,6 +3130,620 @@
           <w:szCs w:val="28"/>
         </w:rPr>
         <w:t>Рисунок 20 – Работа БД</w:t>
+      </w:r>
+    </w:p>
+    <w:p>
+      <w:pPr>
+        <w:rPr>
+          <w:rFonts w:ascii="Times New Roman" w:hAnsi="Times New Roman" w:cs="Times New Roman"/>
+          <w:sz w:val="28"/>
+          <w:szCs w:val="28"/>
+        </w:rPr>
+      </w:pPr>
+      <w:r>
+        <w:rPr>
+          <w:rFonts w:ascii="Times New Roman" w:hAnsi="Times New Roman" w:cs="Times New Roman"/>
+          <w:sz w:val="28"/>
+          <w:szCs w:val="28"/>
+        </w:rPr>
+        <w:br w:type="page"/>
+      </w:r>
+    </w:p>
+    <w:p>
+      <w:pPr>
+        <w:spacing w:after="0" w:line="240" w:lineRule="auto"/>
+        <w:jc w:val="center"/>
+        <w:rPr>
+          <w:rFonts w:ascii="Times New Roman" w:eastAsia="Times New Roman" w:hAnsi="Times New Roman" w:cs="Times New Roman"/>
+          <w:b/>
+          <w:bCs/>
+          <w:color w:val="000000"/>
+          <w:sz w:val="28"/>
+          <w:szCs w:val="28"/>
+          <w:lang w:eastAsia="ru-RU"/>
+        </w:rPr>
+      </w:pPr>
+      <w:r>
+        <w:rPr>
+          <w:rFonts w:ascii="Times New Roman" w:eastAsia="Times New Roman" w:hAnsi="Times New Roman" w:cs="Times New Roman"/>
+          <w:b/>
+          <w:bCs/>
+          <w:color w:val="000000"/>
+          <w:sz w:val="28"/>
+          <w:szCs w:val="28"/>
+          <w:lang w:eastAsia="ru-RU"/>
+        </w:rPr>
+        <w:lastRenderedPageBreak/>
+        <w:t>Лабораторная работа №</w:t>
+      </w:r>
+      <w:r>
+        <w:rPr>
+          <w:rFonts w:ascii="Times New Roman" w:eastAsia="Times New Roman" w:hAnsi="Times New Roman" w:cs="Times New Roman"/>
+          <w:b/>
+          <w:bCs/>
+          <w:color w:val="000000"/>
+          <w:sz w:val="28"/>
+          <w:szCs w:val="28"/>
+          <w:lang w:eastAsia="ru-RU"/>
+        </w:rPr>
+        <w:t>7</w:t>
+      </w:r>
+    </w:p>
+    <w:p>
+      <w:pPr>
+        <w:jc w:val="center"/>
+        <w:rPr>
+          <w:rFonts w:ascii="Times New Roman" w:eastAsia="Times New Roman" w:hAnsi="Times New Roman" w:cs="Times New Roman"/>
+          <w:b/>
+          <w:bCs/>
+          <w:color w:val="000000"/>
+          <w:sz w:val="28"/>
+          <w:szCs w:val="28"/>
+          <w:lang w:eastAsia="ru-RU"/>
+        </w:rPr>
+      </w:pPr>
+      <w:r>
+        <w:rPr>
+          <w:rFonts w:ascii="Times New Roman" w:hAnsi="Times New Roman" w:cs="Times New Roman"/>
+          <w:b/>
+          <w:bCs/>
+          <w:sz w:val="28"/>
+          <w:szCs w:val="28"/>
+        </w:rPr>
+        <w:t>«</w:t>
+      </w:r>
+      <w:r>
+        <w:rPr>
+          <w:rFonts w:ascii="Times New Roman" w:eastAsia="Times New Roman" w:hAnsi="Times New Roman" w:cs="Times New Roman"/>
+          <w:b/>
+          <w:bCs/>
+          <w:color w:val="000000"/>
+          <w:sz w:val="28"/>
+          <w:szCs w:val="28"/>
+          <w:lang w:eastAsia="ru-RU"/>
+        </w:rPr>
+        <w:t>Работа с системой контроля</w:t>
+      </w:r>
+      <w:r>
+        <w:rPr>
+          <w:rFonts w:ascii="Times New Roman" w:eastAsia="Times New Roman" w:hAnsi="Times New Roman" w:cs="Times New Roman"/>
+          <w:b/>
+          <w:bCs/>
+          <w:color w:val="000000"/>
+          <w:sz w:val="28"/>
+          <w:szCs w:val="28"/>
+          <w:lang w:eastAsia="ru-RU"/>
+        </w:rPr>
+        <w:t xml:space="preserve"> </w:t>
+      </w:r>
+      <w:r>
+        <w:rPr>
+          <w:rFonts w:ascii="Times New Roman" w:eastAsia="Times New Roman" w:hAnsi="Times New Roman" w:cs="Times New Roman"/>
+          <w:b/>
+          <w:bCs/>
+          <w:color w:val="000000"/>
+          <w:sz w:val="28"/>
+          <w:szCs w:val="28"/>
+          <w:lang w:eastAsia="ru-RU"/>
+        </w:rPr>
+        <w:t>версий Gi</w:t>
+      </w:r>
+      <w:r>
+        <w:rPr>
+          <w:rFonts w:ascii="Times New Roman" w:eastAsia="Times New Roman" w:hAnsi="Times New Roman" w:cs="Times New Roman"/>
+          <w:b/>
+          <w:bCs/>
+          <w:color w:val="000000"/>
+          <w:sz w:val="28"/>
+          <w:szCs w:val="28"/>
+          <w:lang w:val="en-US" w:eastAsia="ru-RU"/>
+        </w:rPr>
+        <w:t>t</w:t>
+      </w:r>
+      <w:r>
+        <w:rPr>
+          <w:rFonts w:ascii="Times New Roman" w:hAnsi="Times New Roman" w:cs="Times New Roman"/>
+          <w:b/>
+          <w:bCs/>
+          <w:sz w:val="28"/>
+          <w:szCs w:val="28"/>
+        </w:rPr>
+        <w:t>»</w:t>
+      </w:r>
+    </w:p>
+    <w:p>
+      <w:pPr>
+        <w:rPr>
+          <w:rFonts w:ascii="Times New Roman" w:hAnsi="Times New Roman" w:cs="Times New Roman"/>
+          <w:sz w:val="28"/>
+          <w:szCs w:val="28"/>
+        </w:rPr>
+      </w:pPr>
+      <w:r>
+        <w:rPr>
+          <w:rFonts w:ascii="Times New Roman" w:hAnsi="Times New Roman" w:cs="Times New Roman"/>
+          <w:sz w:val="28"/>
+          <w:szCs w:val="28"/>
+        </w:rPr>
+        <w:t>У меня уже было настроено взаимодействие с системой контроля</w:t>
+      </w:r>
+      <w:r>
+        <w:rPr>
+          <w:rFonts w:ascii="Times New Roman" w:hAnsi="Times New Roman" w:cs="Times New Roman"/>
+          <w:sz w:val="28"/>
+          <w:szCs w:val="28"/>
+        </w:rPr>
+        <w:t>,</w:t>
+      </w:r>
+      <w:r>
+        <w:rPr>
+          <w:rFonts w:ascii="Times New Roman" w:hAnsi="Times New Roman" w:cs="Times New Roman"/>
+          <w:sz w:val="28"/>
+          <w:szCs w:val="28"/>
+        </w:rPr>
+        <w:t xml:space="preserve"> поэтому часть с установкой я пропустил. Перехожу </w:t>
+      </w:r>
+      <w:r>
+        <w:rPr>
+          <w:rFonts w:ascii="Times New Roman" w:hAnsi="Times New Roman" w:cs="Times New Roman"/>
+          <w:sz w:val="28"/>
+          <w:szCs w:val="28"/>
+        </w:rPr>
+        <w:t>к использованию команд.</w:t>
+      </w:r>
+      <w:r>
+        <w:rPr>
+          <w:rFonts w:ascii="Times New Roman" w:hAnsi="Times New Roman" w:cs="Times New Roman"/>
+          <w:sz w:val="28"/>
+          <w:szCs w:val="28"/>
+          <w:lang w:val="en-US"/>
+        </w:rPr>
+        <w:t xml:space="preserve"> </w:t>
+      </w:r>
+    </w:p>
+    <w:p>
+      <w:pPr>
+        <w:rPr>
+          <w:rFonts w:ascii="Times New Roman" w:hAnsi="Times New Roman" w:cs="Times New Roman"/>
+          <w:sz w:val="28"/>
+          <w:szCs w:val="28"/>
+          <w:lang w:val="en-US"/>
+        </w:rPr>
+      </w:pPr>
+      <w:r>
+        <w:rPr>
+          <w:rFonts w:ascii="Times New Roman" w:hAnsi="Times New Roman" w:cs="Times New Roman"/>
+          <w:sz w:val="28"/>
+          <w:szCs w:val="28"/>
+          <w:lang w:val="en-US"/>
+        </w:rPr>
+        <w:drawing>
+          <wp:inline distT="0" distB="0" distL="0" distR="0" wp14:anchorId="2E464290" wp14:editId="599E97E0">
+            <wp:extent cx="5940425" cy="2372995"/>
+            <wp:effectExtent l="0" t="0" r="3175" b="8255"/>
+            <wp:docPr id="1578632031" name="Рисунок 1"/>
+            <wp:cNvGraphicFramePr>
+              <a:graphicFrameLocks xmlns:a="http://schemas.openxmlformats.org/drawingml/2006/main" noChangeAspect="1"/>
+            </wp:cNvGraphicFramePr>
+            <a:graphic xmlns:a="http://schemas.openxmlformats.org/drawingml/2006/main">
+              <a:graphicData uri="http://schemas.openxmlformats.org/drawingml/2006/picture">
+                <pic:pic xmlns:pic="http://schemas.openxmlformats.org/drawingml/2006/picture">
+                  <pic:nvPicPr>
+                    <pic:cNvPr id="1578632031" name=""/>
+                    <pic:cNvPicPr/>
+                  </pic:nvPicPr>
+                  <pic:blipFill>
+                    <a:blip r:embed="rId29"/>
+                    <a:stretch>
+                      <a:fillRect/>
+                    </a:stretch>
+                  </pic:blipFill>
+                  <pic:spPr>
+                    <a:xfrm>
+                      <a:off x="0" y="0"/>
+                      <a:ext cx="5940425" cy="2372995"/>
+                    </a:xfrm>
+                    <a:prstGeom prst="rect">
+                      <a:avLst/>
+                    </a:prstGeom>
+                  </pic:spPr>
+                </pic:pic>
+              </a:graphicData>
+            </a:graphic>
+          </wp:inline>
+        </w:drawing>
+      </w:r>
+    </w:p>
+    <w:p>
+      <w:pPr>
+        <w:rPr>
+          <w:rFonts w:ascii="Times New Roman" w:hAnsi="Times New Roman" w:cs="Times New Roman"/>
+          <w:sz w:val="28"/>
+          <w:szCs w:val="28"/>
+          <w:lang w:val="en-US"/>
+        </w:rPr>
+      </w:pPr>
+      <w:r>
+        <w:rPr>
+          <w:rFonts w:ascii="Times New Roman" w:hAnsi="Times New Roman" w:cs="Times New Roman"/>
+          <w:sz w:val="28"/>
+          <w:szCs w:val="28"/>
+          <w:lang w:val="en-US"/>
+        </w:rPr>
+        <w:drawing>
+          <wp:anchor distT="0" distB="0" distL="114300" distR="114300" simplePos="0" relativeHeight="251658240" behindDoc="0" locked="0" layoutInCell="1" allowOverlap="1" wp14:anchorId="5677163F" wp14:editId="3566A7BB">
+            <wp:simplePos x="0" y="0"/>
+            <wp:positionH relativeFrom="column">
+              <wp:posOffset>4071950</wp:posOffset>
+            </wp:positionH>
+            <wp:positionV relativeFrom="paragraph">
+              <wp:posOffset>1606651</wp:posOffset>
+            </wp:positionV>
+            <wp:extent cx="1961515" cy="3306445"/>
+            <wp:effectExtent l="0" t="0" r="635" b="8255"/>
+            <wp:wrapSquare wrapText="bothSides"/>
+            <wp:docPr id="83491520" name="Рисунок 1"/>
+            <wp:cNvGraphicFramePr>
+              <a:graphicFrameLocks xmlns:a="http://schemas.openxmlformats.org/drawingml/2006/main" noChangeAspect="1"/>
+            </wp:cNvGraphicFramePr>
+            <a:graphic xmlns:a="http://schemas.openxmlformats.org/drawingml/2006/main">
+              <a:graphicData uri="http://schemas.openxmlformats.org/drawingml/2006/picture">
+                <pic:pic xmlns:pic="http://schemas.openxmlformats.org/drawingml/2006/picture">
+                  <pic:nvPicPr>
+                    <pic:cNvPr id="83491520" name=""/>
+                    <pic:cNvPicPr/>
+                  </pic:nvPicPr>
+                  <pic:blipFill>
+                    <a:blip r:embed="rId30">
+                      <a:extLst>
+                        <a:ext uri="{28A0092B-C50C-407E-A947-70E740481C1C}">
+                          <a14:useLocalDpi xmlns:a14="http://schemas.microsoft.com/office/drawing/2010/main" val="0"/>
+                        </a:ext>
+                      </a:extLst>
+                    </a:blip>
+                    <a:stretch>
+                      <a:fillRect/>
+                    </a:stretch>
+                  </pic:blipFill>
+                  <pic:spPr>
+                    <a:xfrm>
+                      <a:off x="0" y="0"/>
+                      <a:ext cx="1961515" cy="3306445"/>
+                    </a:xfrm>
+                    <a:prstGeom prst="rect">
+                      <a:avLst/>
+                    </a:prstGeom>
+                  </pic:spPr>
+                </pic:pic>
+              </a:graphicData>
+            </a:graphic>
+            <wp14:sizeRelH relativeFrom="margin">
+              <wp14:pctWidth>0</wp14:pctWidth>
+            </wp14:sizeRelH>
+            <wp14:sizeRelV relativeFrom="margin">
+              <wp14:pctHeight>0</wp14:pctHeight>
+            </wp14:sizeRelV>
+          </wp:anchor>
+        </w:drawing>
+      </w:r>
+      <w:r>
+        <w:rPr>
+          <w:rFonts w:ascii="Times New Roman" w:hAnsi="Times New Roman" w:cs="Times New Roman"/>
+          <w:sz w:val="28"/>
+          <w:szCs w:val="28"/>
+          <w:lang w:val="en-US"/>
+        </w:rPr>
+        <w:drawing>
+          <wp:inline distT="0" distB="0" distL="0" distR="0" wp14:anchorId="7314A93C" wp14:editId="1DB0AEAE">
+            <wp:extent cx="5940425" cy="1489710"/>
+            <wp:effectExtent l="0" t="0" r="3175" b="0"/>
+            <wp:docPr id="606688329" name="Рисунок 1"/>
+            <wp:cNvGraphicFramePr>
+              <a:graphicFrameLocks xmlns:a="http://schemas.openxmlformats.org/drawingml/2006/main" noChangeAspect="1"/>
+            </wp:cNvGraphicFramePr>
+            <a:graphic xmlns:a="http://schemas.openxmlformats.org/drawingml/2006/main">
+              <a:graphicData uri="http://schemas.openxmlformats.org/drawingml/2006/picture">
+                <pic:pic xmlns:pic="http://schemas.openxmlformats.org/drawingml/2006/picture">
+                  <pic:nvPicPr>
+                    <pic:cNvPr id="606688329" name=""/>
+                    <pic:cNvPicPr/>
+                  </pic:nvPicPr>
+                  <pic:blipFill>
+                    <a:blip r:embed="rId31"/>
+                    <a:stretch>
+                      <a:fillRect/>
+                    </a:stretch>
+                  </pic:blipFill>
+                  <pic:spPr>
+                    <a:xfrm>
+                      <a:off x="0" y="0"/>
+                      <a:ext cx="5940425" cy="1489710"/>
+                    </a:xfrm>
+                    <a:prstGeom prst="rect">
+                      <a:avLst/>
+                    </a:prstGeom>
+                  </pic:spPr>
+                </pic:pic>
+              </a:graphicData>
+            </a:graphic>
+          </wp:inline>
+        </w:drawing>
+      </w:r>
+    </w:p>
+    <w:p>
+      <w:pPr>
+        <w:rPr>
+          <w:noProof/>
+        </w:rPr>
+      </w:pPr>
+      <w:r>
+        <w:rPr>
+          <w:rFonts w:ascii="Times New Roman" w:hAnsi="Times New Roman" w:cs="Times New Roman"/>
+          <w:sz w:val="28"/>
+          <w:szCs w:val="28"/>
+          <w:lang w:val="en-US"/>
+        </w:rPr>
+        <w:drawing>
+          <wp:inline distT="0" distB="0" distL="0" distR="0" wp14:anchorId="3295B3EF" wp14:editId="12E55D24">
+            <wp:extent cx="3877056" cy="2442210"/>
+            <wp:effectExtent l="0" t="0" r="9525" b="0"/>
+            <wp:docPr id="1674890050" name="Рисунок 1"/>
+            <wp:cNvGraphicFramePr>
+              <a:graphicFrameLocks xmlns:a="http://schemas.openxmlformats.org/drawingml/2006/main" noChangeAspect="1"/>
+            </wp:cNvGraphicFramePr>
+            <a:graphic xmlns:a="http://schemas.openxmlformats.org/drawingml/2006/main">
+              <a:graphicData uri="http://schemas.openxmlformats.org/drawingml/2006/picture">
+                <pic:pic xmlns:pic="http://schemas.openxmlformats.org/drawingml/2006/picture">
+                  <pic:nvPicPr>
+                    <pic:cNvPr id="1674890050" name=""/>
+                    <pic:cNvPicPr/>
+                  </pic:nvPicPr>
+                  <pic:blipFill rotWithShape="1">
+                    <a:blip r:embed="rId32"/>
+                    <a:srcRect r="34734"/>
+                    <a:stretch>
+                      <a:fillRect/>
+                    </a:stretch>
+                  </pic:blipFill>
+                  <pic:spPr bwMode="auto">
+                    <a:xfrm>
+                      <a:off x="0" y="0"/>
+                      <a:ext cx="3877056" cy="2442210"/>
+                    </a:xfrm>
+                    <a:prstGeom prst="rect">
+                      <a:avLst/>
+                    </a:prstGeom>
+                    <a:ln>
+                      <a:noFill/>
+                    </a:ln>
+                    <a:extLst>
+                      <a:ext uri="{53640926-AAD7-44D8-BBD7-CCE9431645EC}">
+                        <a14:shadowObscured xmlns:a14="http://schemas.microsoft.com/office/drawing/2010/main"/>
+                      </a:ext>
+                    </a:extLst>
+                  </pic:spPr>
+                </pic:pic>
+              </a:graphicData>
+            </a:graphic>
+          </wp:inline>
+        </w:drawing>
+      </w:r>
+      <w:r>
+        <w:rPr>
+          <w:noProof/>
+        </w:rPr>
+        <w:t xml:space="preserve"> </w:t>
+      </w:r>
+    </w:p>
+    <w:p>
+      <w:pPr>
+        <w:rPr>
+          <w:rFonts w:ascii="Times New Roman" w:hAnsi="Times New Roman" w:cs="Times New Roman"/>
+          <w:sz w:val="28"/>
+          <w:szCs w:val="28"/>
+        </w:rPr>
+      </w:pPr>
+    </w:p>
+    <w:p>
+      <w:pPr>
+        <w:rPr>
+          <w:rFonts w:ascii="Times New Roman" w:hAnsi="Times New Roman" w:cs="Times New Roman"/>
+          <w:sz w:val="28"/>
+          <w:szCs w:val="28"/>
+        </w:rPr>
+      </w:pPr>
+      <w:r>
+        <w:rPr>
+          <w:rFonts w:ascii="Times New Roman" w:hAnsi="Times New Roman" w:cs="Times New Roman"/>
+          <w:sz w:val="28"/>
+          <w:szCs w:val="28"/>
+        </w:rPr>
+        <w:t>И теперь про страницу истории распознаваний</w:t>
+      </w:r>
+      <w:r>
+        <w:rPr>
+          <w:rFonts w:ascii="Times New Roman" w:hAnsi="Times New Roman" w:cs="Times New Roman"/>
+          <w:sz w:val="28"/>
+          <w:szCs w:val="28"/>
+        </w:rPr>
+        <w:t>.</w:t>
+      </w:r>
+    </w:p>
+    <w:p>
+      <w:pPr>
+        <w:jc w:val="center"/>
+        <w:rPr>
+          <w:rFonts w:ascii="Times New Roman" w:hAnsi="Times New Roman" w:cs="Times New Roman"/>
+          <w:sz w:val="28"/>
+          <w:szCs w:val="28"/>
+        </w:rPr>
+      </w:pPr>
+      <w:r>
+        <w:rPr>
+          <w:rFonts w:ascii="Times New Roman" w:hAnsi="Times New Roman" w:cs="Times New Roman"/>
+          <w:sz w:val="28"/>
+          <w:szCs w:val="28"/>
+        </w:rPr>
+        <w:lastRenderedPageBreak/>
+        <w:drawing>
+          <wp:inline distT="0" distB="0" distL="0" distR="0" wp14:anchorId="0EE26C68" wp14:editId="3B67E865">
+            <wp:extent cx="5940425" cy="3053715"/>
+            <wp:effectExtent l="0" t="0" r="3175" b="0"/>
+            <wp:docPr id="201408981" name="Рисунок 1"/>
+            <wp:cNvGraphicFramePr>
+              <a:graphicFrameLocks xmlns:a="http://schemas.openxmlformats.org/drawingml/2006/main" noChangeAspect="1"/>
+            </wp:cNvGraphicFramePr>
+            <a:graphic xmlns:a="http://schemas.openxmlformats.org/drawingml/2006/main">
+              <a:graphicData uri="http://schemas.openxmlformats.org/drawingml/2006/picture">
+                <pic:pic xmlns:pic="http://schemas.openxmlformats.org/drawingml/2006/picture">
+                  <pic:nvPicPr>
+                    <pic:cNvPr id="201408981" name=""/>
+                    <pic:cNvPicPr/>
+                  </pic:nvPicPr>
+                  <pic:blipFill>
+                    <a:blip r:embed="rId33"/>
+                    <a:stretch>
+                      <a:fillRect/>
+                    </a:stretch>
+                  </pic:blipFill>
+                  <pic:spPr>
+                    <a:xfrm>
+                      <a:off x="0" y="0"/>
+                      <a:ext cx="5940425" cy="3053715"/>
+                    </a:xfrm>
+                    <a:prstGeom prst="rect">
+                      <a:avLst/>
+                    </a:prstGeom>
+                  </pic:spPr>
+                </pic:pic>
+              </a:graphicData>
+            </a:graphic>
+          </wp:inline>
+        </w:drawing>
+      </w:r>
+    </w:p>
+    <w:p>
+      <w:pPr>
+        <w:jc w:val="center"/>
+        <w:rPr>
+          <w:rFonts w:ascii="Times New Roman" w:hAnsi="Times New Roman" w:cs="Times New Roman"/>
+          <w:sz w:val="28"/>
+          <w:szCs w:val="28"/>
+        </w:rPr>
+      </w:pPr>
+      <w:r>
+        <w:rPr>
+          <w:rFonts w:ascii="Times New Roman" w:hAnsi="Times New Roman" w:cs="Times New Roman"/>
+          <w:sz w:val="28"/>
+          <w:szCs w:val="28"/>
+        </w:rPr>
+        <w:drawing>
+          <wp:inline distT="0" distB="0" distL="0" distR="0" wp14:anchorId="2375BFC3" wp14:editId="3F97FABE">
+            <wp:extent cx="5940425" cy="1706245"/>
+            <wp:effectExtent l="0" t="0" r="3175" b="8255"/>
+            <wp:docPr id="1852444893" name="Рисунок 1"/>
+            <wp:cNvGraphicFramePr>
+              <a:graphicFrameLocks xmlns:a="http://schemas.openxmlformats.org/drawingml/2006/main" noChangeAspect="1"/>
+            </wp:cNvGraphicFramePr>
+            <a:graphic xmlns:a="http://schemas.openxmlformats.org/drawingml/2006/main">
+              <a:graphicData uri="http://schemas.openxmlformats.org/drawingml/2006/picture">
+                <pic:pic xmlns:pic="http://schemas.openxmlformats.org/drawingml/2006/picture">
+                  <pic:nvPicPr>
+                    <pic:cNvPr id="1852444893" name=""/>
+                    <pic:cNvPicPr/>
+                  </pic:nvPicPr>
+                  <pic:blipFill>
+                    <a:blip r:embed="rId34"/>
+                    <a:stretch>
+                      <a:fillRect/>
+                    </a:stretch>
+                  </pic:blipFill>
+                  <pic:spPr>
+                    <a:xfrm>
+                      <a:off x="0" y="0"/>
+                      <a:ext cx="5940425" cy="1706245"/>
+                    </a:xfrm>
+                    <a:prstGeom prst="rect">
+                      <a:avLst/>
+                    </a:prstGeom>
+                  </pic:spPr>
+                </pic:pic>
+              </a:graphicData>
+            </a:graphic>
+          </wp:inline>
+        </w:drawing>
+      </w:r>
+    </w:p>
+    <w:p>
+      <w:pPr>
+        <w:jc w:val="center"/>
+        <w:rPr>
+          <w:rFonts w:ascii="Times New Roman" w:hAnsi="Times New Roman" w:cs="Times New Roman"/>
+          <w:sz w:val="28"/>
+          <w:szCs w:val="28"/>
+        </w:rPr>
+      </w:pPr>
+      <w:r>
+        <w:rPr>
+          <w:rFonts w:ascii="Times New Roman" w:hAnsi="Times New Roman" w:cs="Times New Roman"/>
+          <w:sz w:val="28"/>
+          <w:szCs w:val="28"/>
+        </w:rPr>
+        <w:drawing>
+          <wp:inline distT="0" distB="0" distL="0" distR="0" wp14:anchorId="40D9C3AC" wp14:editId="51985C36">
+            <wp:extent cx="5133975" cy="4182914"/>
+            <wp:effectExtent l="0" t="0" r="0" b="8255"/>
+            <wp:docPr id="312707593" name="Рисунок 1"/>
+            <wp:cNvGraphicFramePr>
+              <a:graphicFrameLocks xmlns:a="http://schemas.openxmlformats.org/drawingml/2006/main" noChangeAspect="1"/>
+            </wp:cNvGraphicFramePr>
+            <a:graphic xmlns:a="http://schemas.openxmlformats.org/drawingml/2006/main">
+              <a:graphicData uri="http://schemas.openxmlformats.org/drawingml/2006/picture">
+                <pic:pic xmlns:pic="http://schemas.openxmlformats.org/drawingml/2006/picture">
+                  <pic:nvPicPr>
+                    <pic:cNvPr id="312707593" name=""/>
+                    <pic:cNvPicPr/>
+                  </pic:nvPicPr>
+                  <pic:blipFill>
+                    <a:blip r:embed="rId35"/>
+                    <a:stretch>
+                      <a:fillRect/>
+                    </a:stretch>
+                  </pic:blipFill>
+                  <pic:spPr>
+                    <a:xfrm>
+                      <a:off x="0" y="0"/>
+                      <a:ext cx="5143640" cy="4190788"/>
+                    </a:xfrm>
+                    <a:prstGeom prst="rect">
+                      <a:avLst/>
+                    </a:prstGeom>
+                  </pic:spPr>
+                </pic:pic>
+              </a:graphicData>
+            </a:graphic>
+          </wp:inline>
+        </w:drawing>
       </w:r>
     </w:p>
     <w:sectPr>
@@ -4375,7 +5019,7 @@
   <w:style w:type="paragraph" w:default="1" w:styleId="a">
     <w:name w:val="Normal"/>
     <w:qFormat/>
-    <w:rsid w:val="00517D90"/>
+    <w:rsid w:val="003873D3"/>
   </w:style>
   <w:style w:type="paragraph" w:styleId="1">
     <w:name w:val="heading 1"/>
@@ -4566,6 +5210,7 @@
   <w:style w:type="character" w:default="1" w:styleId="a0">
     <w:name w:val="Default Paragraph Font"/>
     <w:uiPriority w:val="1"/>
+    <w:semiHidden/>
     <w:unhideWhenUsed/>
   </w:style>
   <w:style w:type="table" w:default="1" w:styleId="a1">
